--- a/zht/docx/101.content.docx
+++ b/zht/docx/101.content.docx
@@ -361,18 +361,12 @@
           <w:lang w:val="zh_TW" w:bidi="zh_TW"/>
         </w:rPr>
       </w:r>
-      <w:hyperlink r:id="rId13">
-        <w:r>
-          <w:rPr>
-            <w:lang w:val="zh_TW" w:bidi="zh_TW"/>
-          </w:rPr>
-          <w:rPr>
-            <w:color w:val="0000EE"/>
-            <w:u w:val="single"/>
-          </w:rPr>
-          <w:t>使徒行傳7:26–28</w:t>
-        </w:r>
-      </w:hyperlink>
+      <w:r>
+        <w:rPr>
+          <w:lang w:val="zh_TW" w:bidi="zh_TW"/>
+        </w:rPr>
+        <w:t>使徒行傳7:26–28</w:t>
+      </w:r>
     </w:p>
     <w:p>
       <w:pPr>
@@ -385,18 +379,12 @@
           <w:lang w:val="zh_TW" w:bidi="zh_TW"/>
         </w:rPr>
       </w:r>
-      <w:hyperlink r:id="rId14">
-        <w:r>
-          <w:rPr>
-            <w:lang w:val="zh_TW" w:bidi="zh_TW"/>
-          </w:rPr>
-          <w:rPr>
-            <w:color w:val="0000EE"/>
-            <w:u w:val="single"/>
-          </w:rPr>
-          <w:t>以弗所書4:25–27</w:t>
-        </w:r>
-      </w:hyperlink>
+      <w:r>
+        <w:rPr>
+          <w:lang w:val="zh_TW" w:bidi="zh_TW"/>
+        </w:rPr>
+        <w:t>以弗所書4:25–27</w:t>
+      </w:r>
     </w:p>
     <w:p>
       <w:pPr>
@@ -409,18 +397,12 @@
           <w:lang w:val="zh_TW" w:bidi="zh_TW"/>
         </w:rPr>
       </w:r>
-      <w:hyperlink r:id="rId15">
-        <w:r>
-          <w:rPr>
-            <w:lang w:val="zh_TW" w:bidi="zh_TW"/>
-          </w:rPr>
-          <w:rPr>
-            <w:color w:val="0000EE"/>
-            <w:u w:val="single"/>
-          </w:rPr>
-          <w:t>加拉太書5:14</w:t>
-        </w:r>
-      </w:hyperlink>
+      <w:r>
+        <w:rPr>
+          <w:lang w:val="zh_TW" w:bidi="zh_TW"/>
+        </w:rPr>
+        <w:t>加拉太書5:14</w:t>
+      </w:r>
     </w:p>
     <w:p>
       <w:pPr>
@@ -433,18 +415,12 @@
           <w:lang w:val="zh_TW" w:bidi="zh_TW"/>
         </w:rPr>
       </w:r>
-      <w:hyperlink r:id="rId16">
-        <w:r>
-          <w:rPr>
-            <w:lang w:val="zh_TW" w:bidi="zh_TW"/>
-          </w:rPr>
-          <w:rPr>
-            <w:color w:val="0000EE"/>
-            <w:u w:val="single"/>
-          </w:rPr>
-          <w:t>雅各書2:8</w:t>
-        </w:r>
-      </w:hyperlink>
+      <w:r>
+        <w:rPr>
+          <w:lang w:val="zh_TW" w:bidi="zh_TW"/>
+        </w:rPr>
+        <w:t>雅各書2:8</w:t>
+      </w:r>
     </w:p>
     <w:p>
       <w:pPr>
@@ -457,18 +433,12 @@
           <w:lang w:val="zh_TW" w:bidi="zh_TW"/>
         </w:rPr>
       </w:r>
-      <w:hyperlink r:id="rId17">
-        <w:r>
-          <w:rPr>
-            <w:lang w:val="zh_TW" w:bidi="zh_TW"/>
-          </w:rPr>
-          <w:rPr>
-            <w:color w:val="0000EE"/>
-            <w:u w:val="single"/>
-          </w:rPr>
-          <w:t>約翰福音9:8–9</w:t>
-        </w:r>
-      </w:hyperlink>
+      <w:r>
+        <w:rPr>
+          <w:lang w:val="zh_TW" w:bidi="zh_TW"/>
+        </w:rPr>
+        <w:t>約翰福音9:8–9</w:t>
+      </w:r>
     </w:p>
     <w:p>
       <w:pPr>
@@ -481,18 +451,12 @@
           <w:lang w:val="zh_TW" w:bidi="zh_TW"/>
         </w:rPr>
       </w:r>
-      <w:hyperlink r:id="rId18">
-        <w:r>
-          <w:rPr>
-            <w:lang w:val="zh_TW" w:bidi="zh_TW"/>
-          </w:rPr>
-          <w:rPr>
-            <w:color w:val="0000EE"/>
-            <w:u w:val="single"/>
-          </w:rPr>
-          <w:t>路加福音1:58</w:t>
-        </w:r>
-      </w:hyperlink>
+      <w:r>
+        <w:rPr>
+          <w:lang w:val="zh_TW" w:bidi="zh_TW"/>
+        </w:rPr>
+        <w:t>路加福音1:58</w:t>
+      </w:r>
     </w:p>
     <w:p>
       <w:pPr>
@@ -505,18 +469,12 @@
           <w:lang w:val="zh_TW" w:bidi="zh_TW"/>
         </w:rPr>
       </w:r>
-      <w:hyperlink r:id="rId19">
-        <w:r>
-          <w:rPr>
-            <w:lang w:val="zh_TW" w:bidi="zh_TW"/>
-          </w:rPr>
-          <w:rPr>
-            <w:color w:val="0000EE"/>
-            <w:u w:val="single"/>
-          </w:rPr>
-          <w:t>馬太福音5:43</w:t>
-        </w:r>
-      </w:hyperlink>
+      <w:r>
+        <w:rPr>
+          <w:lang w:val="zh_TW" w:bidi="zh_TW"/>
+        </w:rPr>
+        <w:t>馬太福音5:43</w:t>
+      </w:r>
     </w:p>
     <w:p>
       <w:pPr>
@@ -529,18 +487,12 @@
           <w:lang w:val="zh_TW" w:bidi="zh_TW"/>
         </w:rPr>
       </w:r>
-      <w:hyperlink r:id="rId20">
-        <w:r>
-          <w:rPr>
-            <w:lang w:val="zh_TW" w:bidi="zh_TW"/>
-          </w:rPr>
-          <w:rPr>
-            <w:color w:val="0000EE"/>
-            <w:u w:val="single"/>
-          </w:rPr>
-          <w:t>馬太福音19:19</w:t>
-        </w:r>
-      </w:hyperlink>
+      <w:r>
+        <w:rPr>
+          <w:lang w:val="zh_TW" w:bidi="zh_TW"/>
+        </w:rPr>
+        <w:t>馬太福音19:19</w:t>
+      </w:r>
     </w:p>
     <w:p>
       <w:pPr>
@@ -553,18 +505,12 @@
           <w:lang w:val="zh_TW" w:bidi="zh_TW"/>
         </w:rPr>
       </w:r>
-      <w:hyperlink r:id="rId21">
-        <w:r>
-          <w:rPr>
-            <w:lang w:val="zh_TW" w:bidi="zh_TW"/>
-          </w:rPr>
-          <w:rPr>
-            <w:color w:val="0000EE"/>
-            <w:u w:val="single"/>
-          </w:rPr>
-          <w:t>馬太福音22:39</w:t>
-        </w:r>
-      </w:hyperlink>
+      <w:r>
+        <w:rPr>
+          <w:lang w:val="zh_TW" w:bidi="zh_TW"/>
+        </w:rPr>
+        <w:t>馬太福音22:39</w:t>
+      </w:r>
     </w:p>
     <w:p>
       <w:pPr>
@@ -865,18 +811,12 @@
           <w:lang w:val="zh_TW" w:bidi="zh_TW"/>
         </w:rPr>
       </w:r>
-      <w:hyperlink r:id="rId22">
-        <w:r>
-          <w:rPr>
-            <w:lang w:val="zh_TW" w:bidi="zh_TW"/>
-          </w:rPr>
-          <w:rPr>
-            <w:color w:val="0000EE"/>
-            <w:u w:val="single"/>
-          </w:rPr>
-          <w:t>列王紀下5:18</w:t>
-        </w:r>
-      </w:hyperlink>
+      <w:r>
+        <w:rPr>
+          <w:lang w:val="zh_TW" w:bidi="zh_TW"/>
+        </w:rPr>
+        <w:t>列王紀下5:18</w:t>
+      </w:r>
     </w:p>
     <w:p>
       <w:pPr>
@@ -889,18 +829,12 @@
           <w:lang w:val="zh_TW" w:bidi="zh_TW"/>
         </w:rPr>
       </w:r>
-      <w:hyperlink r:id="rId23">
-        <w:r>
-          <w:rPr>
-            <w:lang w:val="zh_TW" w:bidi="zh_TW"/>
-          </w:rPr>
-          <w:rPr>
-            <w:color w:val="0000EE"/>
-            <w:u w:val="single"/>
-          </w:rPr>
-          <w:t>撒母耳記下4:5–7</w:t>
-        </w:r>
-      </w:hyperlink>
+      <w:r>
+        <w:rPr>
+          <w:lang w:val="zh_TW" w:bidi="zh_TW"/>
+        </w:rPr>
+        <w:t>撒母耳記下4:5–7</w:t>
+      </w:r>
     </w:p>
     <w:p>
       <w:pPr>
@@ -913,18 +847,12 @@
           <w:lang w:val="zh_TW" w:bidi="zh_TW"/>
         </w:rPr>
       </w:r>
-      <w:hyperlink r:id="rId24">
-        <w:r>
-          <w:rPr>
-            <w:lang w:val="zh_TW" w:bidi="zh_TW"/>
-          </w:rPr>
-          <w:rPr>
-            <w:color w:val="0000EE"/>
-            <w:u w:val="single"/>
-          </w:rPr>
-          <w:t>士師記20:45–46</w:t>
-        </w:r>
-      </w:hyperlink>
+      <w:r>
+        <w:rPr>
+          <w:lang w:val="zh_TW" w:bidi="zh_TW"/>
+        </w:rPr>
+        <w:t>士師記20:45–46</w:t>
+      </w:r>
     </w:p>
     <w:p>
       <w:pPr>
@@ -937,18 +865,12 @@
           <w:lang w:val="zh_TW" w:bidi="zh_TW"/>
         </w:rPr>
       </w:r>
-      <w:hyperlink r:id="rId25">
-        <w:r>
-          <w:rPr>
-            <w:lang w:val="zh_TW" w:bidi="zh_TW"/>
-          </w:rPr>
-          <w:rPr>
-            <w:color w:val="0000EE"/>
-            <w:u w:val="single"/>
-          </w:rPr>
-          <w:t>士師記21:13–15</w:t>
-        </w:r>
-      </w:hyperlink>
+      <w:r>
+        <w:rPr>
+          <w:lang w:val="zh_TW" w:bidi="zh_TW"/>
+        </w:rPr>
+        <w:t>士師記21:13–15</w:t>
+      </w:r>
     </w:p>
     <w:p>
       <w:pPr>
